--- a/00-首页/题组Word/初赛模拟卷/真题版式/初赛模拟卷O1（有机·学生版·真题版式）.docx
+++ b/00-首页/题组Word/初赛模拟卷/真题版式/初赛模拟卷O1（有机·学生版·真题版式）.docx
@@ -2,7 +2,7 @@
 <file path=word/document.xml><?xml version="1.0" encoding="utf-8"?>
 <w:document xmlns:w="http://schemas.openxmlformats.org/wordprocessingml/2006/main" xmlns:m="http://schemas.openxmlformats.org/officeDocument/2006/math" xmlns:r="http://schemas.openxmlformats.org/officeDocument/2006/relationships" xmlns:o="urn:schemas-microsoft-com:office:office" xmlns:v="urn:schemas-microsoft-com:vml" xmlns:w10="urn:schemas-microsoft-com:office:word" xmlns:a="http://schemas.openxmlformats.org/drawingml/2006/main" xmlns:pic="http://schemas.openxmlformats.org/drawingml/2006/picture" xmlns:wp="http://schemas.openxmlformats.org/drawingml/2006/wordprocessingDrawing">
   <w:body>
-    <w:bookmarkStart w:id="235" w:name="初赛模拟卷-o1有机"/>
+    <w:bookmarkStart w:id="232" w:name="初赛模拟卷-o1有机"/>
     <w:p>
       <w:pPr>
         <w:pStyle w:val="Heading1"/>
@@ -23,7 +23,7 @@
         <w:t xml:space="preserve">O1（有机）</w:t>
       </w:r>
     </w:p>
-    <w:bookmarkStart w:id="35" w:name="第一部分-有机合成与反应机理第-15-题共-65-分"/>
+    <w:bookmarkStart w:id="153" w:name="第一部分-有机合成与反应机理第-15-题共-65-分"/>
     <w:p>
       <w:pPr>
         <w:pStyle w:val="Heading2"/>
@@ -62,7 +62,7 @@
         <w:t xml:space="preserve">分）</w:t>
       </w:r>
     </w:p>
-    <w:bookmarkStart w:id="34" w:name="第-1-题13-分ferrier-重排的机理与立体化学"/>
+    <w:bookmarkStart w:id="43" w:name="第-1-题13-分ferrier-重排的机理与立体化学"/>
     <w:p>
       <w:pPr>
         <w:pStyle w:val="Heading3"/>
@@ -719,12 +719,10 @@
         </w:drawing>
       </w:r>
     </w:p>
-    <w:bookmarkEnd w:id="34"/>
-    <w:bookmarkEnd w:id="35"/>
-    <w:bookmarkStart w:id="120" w:name="方法学进展"/>
-    <w:p>
-      <w:pPr>
-        <w:pStyle w:val="Heading2"/>
+    <w:p>
+      <w:pPr>
+        <w:pStyle w:val="BodyText"/>
+        <w:spacing w:before="0" w:after="0" w:line="276" w:lineRule="auto"/>
       </w:pPr>
       <w:r>
         <w:t xml:space="preserve">7.3 </w:t>
@@ -738,7 +736,7 @@
     </w:p>
     <w:p>
       <w:pPr>
-        <w:pStyle w:val="FirstParagraph"/>
+        <w:pStyle w:val="BodyText"/>
         <w:spacing w:before="0" w:after="0" w:line="276" w:lineRule="auto"/>
       </w:pPr>
       <w:r>
@@ -763,18 +761,18 @@
           <wp:inline>
             <wp:extent cx="3024000" cy="701701"/>
             <wp:effectExtent b="0" l="0" r="0" t="0"/>
-            <wp:docPr descr="" title="" id="37" name="Picture"/>
+            <wp:docPr descr="" title="" id="35" name="Picture"/>
             <a:graphic>
               <a:graphicData uri="http://schemas.openxmlformats.org/drawingml/2006/picture">
                 <pic:pic>
                   <pic:nvPicPr>
-                    <pic:cNvPr descr="a5e27bc9b5d2291b23bfb9521772778363288fce598c1cbdeec82b7b9d790aa5.jpg" id="38" name="Picture"/>
+                    <pic:cNvPr descr="a5e27bc9b5d2291b23bfb9521772778363288fce598c1cbdeec82b7b9d790aa5.jpg" id="36" name="Picture"/>
                     <pic:cNvPicPr>
                       <a:picLocks noChangeArrowheads="1" noChangeAspect="1"/>
                     </pic:cNvPicPr>
                   </pic:nvPicPr>
                   <pic:blipFill>
-                    <a:blip r:embed="rId36"/>
+                    <a:blip r:embed="rId34"/>
                     <a:stretch>
                       <a:fillRect/>
                     </a:stretch>
@@ -865,18 +863,18 @@
           <wp:inline>
             <wp:extent cx="3024000" cy="434138"/>
             <wp:effectExtent b="0" l="0" r="0" t="0"/>
-            <wp:docPr descr="" title="" id="40" name="Picture"/>
+            <wp:docPr descr="" title="" id="38" name="Picture"/>
             <a:graphic>
               <a:graphicData uri="http://schemas.openxmlformats.org/drawingml/2006/picture">
                 <pic:pic>
                   <pic:nvPicPr>
-                    <pic:cNvPr descr="6214be41b8ccdb1e01242918d86b3430d1d5ce8cf15d549c289f2ccc71c20c89.jpg" id="41" name="Picture"/>
+                    <pic:cNvPr descr="6214be41b8ccdb1e01242918d86b3430d1d5ce8cf15d549c289f2ccc71c20c89.jpg" id="39" name="Picture"/>
                     <pic:cNvPicPr>
                       <a:picLocks noChangeArrowheads="1" noChangeAspect="1"/>
                     </pic:cNvPicPr>
                   </pic:nvPicPr>
                   <pic:blipFill>
-                    <a:blip r:embed="rId39"/>
+                    <a:blip r:embed="rId37"/>
                     <a:stretch>
                       <a:fillRect/>
                     </a:stretch>
@@ -961,18 +959,18 @@
           <wp:inline>
             <wp:extent cx="3024000" cy="687999"/>
             <wp:effectExtent b="0" l="0" r="0" t="0"/>
-            <wp:docPr descr="" title="" id="43" name="Picture"/>
+            <wp:docPr descr="" title="" id="41" name="Picture"/>
             <a:graphic>
               <a:graphicData uri="http://schemas.openxmlformats.org/drawingml/2006/picture">
                 <pic:pic>
                   <pic:nvPicPr>
-                    <pic:cNvPr descr="05149addfe6f5fdac6ed6112c8c9d620322a9d64eff8d4493db3854be74bfd2a.jpg" id="44" name="Picture"/>
+                    <pic:cNvPr descr="05149addfe6f5fdac6ed6112c8c9d620322a9d64eff8d4493db3854be74bfd2a.jpg" id="42" name="Picture"/>
                     <pic:cNvPicPr>
                       <a:picLocks noChangeArrowheads="1" noChangeAspect="1"/>
                     </pic:cNvPicPr>
                   </pic:nvPicPr>
                   <pic:blipFill>
-                    <a:blip r:embed="rId42"/>
+                    <a:blip r:embed="rId40"/>
                     <a:stretch>
                       <a:fillRect/>
                     </a:stretch>
@@ -1369,7 +1367,8 @@
         <w:t xml:space="preserve">已知此流程利用金催化剂条件，获得了本题重排的前体并完成了重排步骤（你可以参考7.2中的例子）。据此，画出Ⅰ的结构及反应的关键中间体，要求立体化学（进一步研究表明，此处氮上取代基的立体化学影响较弱，无需考虑）。</w:t>
       </w:r>
     </w:p>
-    <w:bookmarkStart w:id="66" w:name="第-2-题13-分光化学驱动的-ritter-反应合成氨基酸衍生物"/>
+    <w:bookmarkEnd w:id="43"/>
+    <w:bookmarkStart w:id="65" w:name="第-2-题13-分光化学驱动的-ritter-反应合成氨基酸衍生物"/>
     <w:p>
       <w:pPr>
         <w:pStyle w:val="Heading3"/>
@@ -1526,18 +1525,18 @@
           <wp:inline>
             <wp:extent cx="3024000" cy="645693"/>
             <wp:effectExtent b="0" l="0" r="0" t="0"/>
-            <wp:docPr descr="" title="" id="46" name="Picture"/>
+            <wp:docPr descr="" title="" id="45" name="Picture"/>
             <a:graphic>
               <a:graphicData uri="http://schemas.openxmlformats.org/drawingml/2006/picture">
                 <pic:pic>
                   <pic:nvPicPr>
-                    <pic:cNvPr descr="5f7475a3416ce3cb9ec96809acfe1bff45d9ecd39798b1d7c088eb2f1d63b880.jpg" id="47" name="Picture"/>
+                    <pic:cNvPr descr="5f7475a3416ce3cb9ec96809acfe1bff45d9ecd39798b1d7c088eb2f1d63b880.jpg" id="46" name="Picture"/>
                     <pic:cNvPicPr>
                       <a:picLocks noChangeArrowheads="1" noChangeAspect="1"/>
                     </pic:cNvPicPr>
                   </pic:nvPicPr>
                   <pic:blipFill>
-                    <a:blip r:embed="rId45"/>
+                    <a:blip r:embed="rId44"/>
                     <a:stretch>
                       <a:fillRect/>
                     </a:stretch>
@@ -1756,18 +1755,18 @@
           <wp:inline>
             <wp:extent cx="3024000" cy="837093"/>
             <wp:effectExtent b="0" l="0" r="0" t="0"/>
-            <wp:docPr descr="" title="" id="49" name="Picture"/>
+            <wp:docPr descr="" title="" id="48" name="Picture"/>
             <a:graphic>
               <a:graphicData uri="http://schemas.openxmlformats.org/drawingml/2006/picture">
                 <pic:pic>
                   <pic:nvPicPr>
-                    <pic:cNvPr descr="0b7b0da5a22b965d2ab90a486f7e98ee40808db361d6e63193ca88fb769112b3.jpg" id="50" name="Picture"/>
+                    <pic:cNvPr descr="0b7b0da5a22b965d2ab90a486f7e98ee40808db361d6e63193ca88fb769112b3.jpg" id="49" name="Picture"/>
                     <pic:cNvPicPr>
                       <a:picLocks noChangeArrowheads="1" noChangeAspect="1"/>
                     </pic:cNvPicPr>
                   </pic:nvPicPr>
                   <pic:blipFill>
-                    <a:blip r:embed="rId48"/>
+                    <a:blip r:embed="rId47"/>
                     <a:stretch>
                       <a:fillRect/>
                     </a:stretch>
@@ -1887,18 +1886,18 @@
           <wp:inline>
             <wp:extent cx="3024000" cy="980756"/>
             <wp:effectExtent b="0" l="0" r="0" t="0"/>
-            <wp:docPr descr="" title="" id="52" name="Picture"/>
+            <wp:docPr descr="" title="" id="51" name="Picture"/>
             <a:graphic>
               <a:graphicData uri="http://schemas.openxmlformats.org/drawingml/2006/picture">
                 <pic:pic>
                   <pic:nvPicPr>
-                    <pic:cNvPr descr="540d39762b87105b58d4877baef0ed31520b2e12f2d8bdaa4113a218a598e2e9.jpg" id="53" name="Picture"/>
+                    <pic:cNvPr descr="540d39762b87105b58d4877baef0ed31520b2e12f2d8bdaa4113a218a598e2e9.jpg" id="52" name="Picture"/>
                     <pic:cNvPicPr>
                       <a:picLocks noChangeArrowheads="1" noChangeAspect="1"/>
                     </pic:cNvPicPr>
                   </pic:nvPicPr>
                   <pic:blipFill>
-                    <a:blip r:embed="rId51"/>
+                    <a:blip r:embed="rId50"/>
                     <a:stretch>
                       <a:fillRect/>
                     </a:stretch>
@@ -2018,18 +2017,18 @@
           <wp:inline>
             <wp:extent cx="3024000" cy="946001"/>
             <wp:effectExtent b="0" l="0" r="0" t="0"/>
-            <wp:docPr descr="" title="" id="55" name="Picture"/>
+            <wp:docPr descr="" title="" id="54" name="Picture"/>
             <a:graphic>
               <a:graphicData uri="http://schemas.openxmlformats.org/drawingml/2006/picture">
                 <pic:pic>
                   <pic:nvPicPr>
-                    <pic:cNvPr descr="de970f955c438802398d545cfff53e7c6c0d0609bf794e6c2eaf19f16bf95183.jpg" id="56" name="Picture"/>
+                    <pic:cNvPr descr="de970f955c438802398d545cfff53e7c6c0d0609bf794e6c2eaf19f16bf95183.jpg" id="55" name="Picture"/>
                     <pic:cNvPicPr>
                       <a:picLocks noChangeArrowheads="1" noChangeAspect="1"/>
                     </pic:cNvPicPr>
                   </pic:nvPicPr>
                   <pic:blipFill>
-                    <a:blip r:embed="rId54"/>
+                    <a:blip r:embed="rId53"/>
                     <a:stretch>
                       <a:fillRect/>
                     </a:stretch>
@@ -2466,18 +2465,18 @@
           <wp:inline>
             <wp:extent cx="3024000" cy="541136"/>
             <wp:effectExtent b="0" l="0" r="0" t="0"/>
-            <wp:docPr descr="" title="" id="58" name="Picture"/>
+            <wp:docPr descr="" title="" id="57" name="Picture"/>
             <a:graphic>
               <a:graphicData uri="http://schemas.openxmlformats.org/drawingml/2006/picture">
                 <pic:pic>
                   <pic:nvPicPr>
-                    <pic:cNvPr descr="872bd9e8233dce8e9195ec87c76f4e34cf32bd5360b3c328f0b6b93b0c74dd34.jpg" id="59" name="Picture"/>
+                    <pic:cNvPr descr="872bd9e8233dce8e9195ec87c76f4e34cf32bd5360b3c328f0b6b93b0c74dd34.jpg" id="58" name="Picture"/>
                     <pic:cNvPicPr>
                       <a:picLocks noChangeArrowheads="1" noChangeAspect="1"/>
                     </pic:cNvPicPr>
                   </pic:nvPicPr>
                   <pic:blipFill>
-                    <a:blip r:embed="rId57"/>
+                    <a:blip r:embed="rId56"/>
                     <a:stretch>
                       <a:fillRect/>
                     </a:stretch>
@@ -2549,18 +2548,18 @@
           <wp:inline>
             <wp:extent cx="3024000" cy="860631"/>
             <wp:effectExtent b="0" l="0" r="0" t="0"/>
-            <wp:docPr descr="" title="" id="61" name="Picture"/>
+            <wp:docPr descr="" title="" id="60" name="Picture"/>
             <a:graphic>
               <a:graphicData uri="http://schemas.openxmlformats.org/drawingml/2006/picture">
                 <pic:pic>
                   <pic:nvPicPr>
-                    <pic:cNvPr descr="f1898c3f5a07e66d93080c7b2444926bc6ee1aa560725a7f6e3d00a3ca9e68c8.jpg" id="62" name="Picture"/>
+                    <pic:cNvPr descr="f1898c3f5a07e66d93080c7b2444926bc6ee1aa560725a7f6e3d00a3ca9e68c8.jpg" id="61" name="Picture"/>
                     <pic:cNvPicPr>
                       <a:picLocks noChangeArrowheads="1" noChangeAspect="1"/>
                     </pic:cNvPicPr>
                   </pic:nvPicPr>
                   <pic:blipFill>
-                    <a:blip r:embed="rId60"/>
+                    <a:blip r:embed="rId59"/>
                     <a:stretch>
                       <a:fillRect/>
                     </a:stretch>
@@ -2725,18 +2724,18 @@
           <wp:inline>
             <wp:extent cx="3024000" cy="1339543"/>
             <wp:effectExtent b="0" l="0" r="0" t="0"/>
-            <wp:docPr descr="" title="" id="64" name="Picture"/>
+            <wp:docPr descr="" title="" id="63" name="Picture"/>
             <a:graphic>
               <a:graphicData uri="http://schemas.openxmlformats.org/drawingml/2006/picture">
                 <pic:pic>
                   <pic:nvPicPr>
-                    <pic:cNvPr descr="a63db54407508b295bae016e3dc2f3be075306c8a78cdf09c87a5e64a2bfa894.jpg" id="65" name="Picture"/>
+                    <pic:cNvPr descr="a63db54407508b295bae016e3dc2f3be075306c8a78cdf09c87a5e64a2bfa894.jpg" id="64" name="Picture"/>
                     <pic:cNvPicPr>
                       <a:picLocks noChangeArrowheads="1" noChangeAspect="1"/>
                     </pic:cNvPicPr>
                   </pic:nvPicPr>
                   <pic:blipFill>
-                    <a:blip r:embed="rId63"/>
+                    <a:blip r:embed="rId62"/>
                     <a:stretch>
                       <a:fillRect/>
                     </a:stretch>
@@ -3243,8 +3242,8 @@
         <w:t xml:space="preserve">个关键中间体。</w:t>
       </w:r>
     </w:p>
-    <w:bookmarkEnd w:id="66"/>
-    <w:bookmarkStart w:id="118" w:name="第-3-题13-分氮杂环庚烷azepane的合成方法学"/>
+    <w:bookmarkEnd w:id="65"/>
+    <w:bookmarkStart w:id="117" w:name="第-3-题13-分氮杂环庚烷azepane的合成方法学"/>
     <w:p>
       <w:pPr>
         <w:pStyle w:val="Heading3"/>
@@ -3323,18 +3322,18 @@
                 <wp:inline>
                   <wp:extent cx="1072895" cy="1292352"/>
                   <wp:effectExtent b="0" l="0" r="0" t="0"/>
-                  <wp:docPr descr="" title="" id="68" name="Picture"/>
+                  <wp:docPr descr="" title="" id="67" name="Picture"/>
                   <a:graphic>
                     <a:graphicData uri="http://schemas.openxmlformats.org/drawingml/2006/picture">
                       <pic:pic>
                         <pic:nvPicPr>
-                          <pic:cNvPr descr="35359f71758f589bcecb965a60549e19cfce7fc528e2eeb712b48db82dae3d60.jpg" id="69" name="Picture"/>
+                          <pic:cNvPr descr="35359f71758f589bcecb965a60549e19cfce7fc528e2eeb712b48db82dae3d60.jpg" id="68" name="Picture"/>
                           <pic:cNvPicPr>
                             <a:picLocks noChangeArrowheads="1" noChangeAspect="1"/>
                           </pic:cNvPicPr>
                         </pic:nvPicPr>
                         <pic:blipFill>
-                          <a:blip r:embed="rId67"/>
+                          <a:blip r:embed="rId66"/>
                           <a:stretch>
                             <a:fillRect/>
                           </a:stretch>
@@ -3377,18 +3376,18 @@
                 <wp:inline>
                   <wp:extent cx="1377696" cy="1511807"/>
                   <wp:effectExtent b="0" l="0" r="0" t="0"/>
-                  <wp:docPr descr="" title="" id="71" name="Picture"/>
+                  <wp:docPr descr="" title="" id="70" name="Picture"/>
                   <a:graphic>
                     <a:graphicData uri="http://schemas.openxmlformats.org/drawingml/2006/picture">
                       <pic:pic>
                         <pic:nvPicPr>
-                          <pic:cNvPr descr="b0d2bb6456122d5da3dcdbb370218edfa743fd68d2ed6912216f619a021121a3.jpg" id="72" name="Picture"/>
+                          <pic:cNvPr descr="b0d2bb6456122d5da3dcdbb370218edfa743fd68d2ed6912216f619a021121a3.jpg" id="71" name="Picture"/>
                           <pic:cNvPicPr>
                             <a:picLocks noChangeArrowheads="1" noChangeAspect="1"/>
                           </pic:cNvPicPr>
                         </pic:nvPicPr>
                         <pic:blipFill>
-                          <a:blip r:embed="rId70"/>
+                          <a:blip r:embed="rId69"/>
                           <a:stretch>
                             <a:fillRect/>
                           </a:stretch>
@@ -3440,18 +3439,18 @@
           <wp:inline>
             <wp:extent cx="1377696" cy="1066799"/>
             <wp:effectExtent b="0" l="0" r="0" t="0"/>
-            <wp:docPr descr="" title="" id="74" name="Picture"/>
+            <wp:docPr descr="" title="" id="73" name="Picture"/>
             <a:graphic>
               <a:graphicData uri="http://schemas.openxmlformats.org/drawingml/2006/picture">
                 <pic:pic>
                   <pic:nvPicPr>
-                    <pic:cNvPr descr="b56628d481a1a0924b79cc816ce552d8b42339249fc7c6939a1ce57ead13dd49.jpg" id="75" name="Picture"/>
+                    <pic:cNvPr descr="b56628d481a1a0924b79cc816ce552d8b42339249fc7c6939a1ce57ead13dd49.jpg" id="74" name="Picture"/>
                     <pic:cNvPicPr>
                       <a:picLocks noChangeArrowheads="1" noChangeAspect="1"/>
                     </pic:cNvPicPr>
                   </pic:nvPicPr>
                   <pic:blipFill>
-                    <a:blip r:embed="rId73"/>
+                    <a:blip r:embed="rId72"/>
                     <a:stretch>
                       <a:fillRect/>
                     </a:stretch>
@@ -3501,18 +3500,18 @@
           <wp:inline>
             <wp:extent cx="1627632" cy="1463039"/>
             <wp:effectExtent b="0" l="0" r="0" t="0"/>
-            <wp:docPr descr="" title="" id="77" name="Picture"/>
+            <wp:docPr descr="" title="" id="76" name="Picture"/>
             <a:graphic>
               <a:graphicData uri="http://schemas.openxmlformats.org/drawingml/2006/picture">
                 <pic:pic>
                   <pic:nvPicPr>
-                    <pic:cNvPr descr="013473ccb994b4961ce47c00936f7d4e3b07be85603f695860003625bfce24fd.jpg" id="78" name="Picture"/>
+                    <pic:cNvPr descr="013473ccb994b4961ce47c00936f7d4e3b07be85603f695860003625bfce24fd.jpg" id="77" name="Picture"/>
                     <pic:cNvPicPr>
                       <a:picLocks noChangeArrowheads="1" noChangeAspect="1"/>
                     </pic:cNvPicPr>
                   </pic:nvPicPr>
                   <pic:blipFill>
-                    <a:blip r:embed="rId76"/>
+                    <a:blip r:embed="rId75"/>
                     <a:stretch>
                       <a:fillRect/>
                     </a:stretch>
@@ -3577,18 +3576,18 @@
           <wp:inline>
             <wp:extent cx="3024000" cy="789381"/>
             <wp:effectExtent b="0" l="0" r="0" t="0"/>
-            <wp:docPr descr="" title="" id="80" name="Picture"/>
+            <wp:docPr descr="" title="" id="79" name="Picture"/>
             <a:graphic>
               <a:graphicData uri="http://schemas.openxmlformats.org/drawingml/2006/picture">
                 <pic:pic>
                   <pic:nvPicPr>
-                    <pic:cNvPr descr="983a3ed2f0ccd3238aebdec9156b388b2ccb2f685d6b83e6680420fa7558ccfc.jpg" id="81" name="Picture"/>
+                    <pic:cNvPr descr="983a3ed2f0ccd3238aebdec9156b388b2ccb2f685d6b83e6680420fa7558ccfc.jpg" id="80" name="Picture"/>
                     <pic:cNvPicPr>
                       <a:picLocks noChangeArrowheads="1" noChangeAspect="1"/>
                     </pic:cNvPicPr>
                   </pic:nvPicPr>
                   <pic:blipFill>
-                    <a:blip r:embed="rId79"/>
+                    <a:blip r:embed="rId78"/>
                     <a:stretch>
                       <a:fillRect/>
                     </a:stretch>
@@ -3717,18 +3716,18 @@
           <wp:inline>
             <wp:extent cx="3024000" cy="718758"/>
             <wp:effectExtent b="0" l="0" r="0" t="0"/>
-            <wp:docPr descr="" title="" id="83" name="Picture"/>
+            <wp:docPr descr="" title="" id="82" name="Picture"/>
             <a:graphic>
               <a:graphicData uri="http://schemas.openxmlformats.org/drawingml/2006/picture">
                 <pic:pic>
                   <pic:nvPicPr>
-                    <pic:cNvPr descr="eabda55b3580e8caf02fb5fd041548f5a69f24522597c9f8d5359115b361c42e.jpg" id="84" name="Picture"/>
+                    <pic:cNvPr descr="eabda55b3580e8caf02fb5fd041548f5a69f24522597c9f8d5359115b361c42e.jpg" id="83" name="Picture"/>
                     <pic:cNvPicPr>
                       <a:picLocks noChangeArrowheads="1" noChangeAspect="1"/>
                     </pic:cNvPicPr>
                   </pic:nvPicPr>
                   <pic:blipFill>
-                    <a:blip r:embed="rId82"/>
+                    <a:blip r:embed="rId81"/>
                     <a:stretch>
                       <a:fillRect/>
                     </a:stretch>
@@ -3785,18 +3784,18 @@
           <wp:inline>
             <wp:extent cx="3024000" cy="774868"/>
             <wp:effectExtent b="0" l="0" r="0" t="0"/>
-            <wp:docPr descr="" title="" id="86" name="Picture"/>
+            <wp:docPr descr="" title="" id="85" name="Picture"/>
             <a:graphic>
               <a:graphicData uri="http://schemas.openxmlformats.org/drawingml/2006/picture">
                 <pic:pic>
                   <pic:nvPicPr>
-                    <pic:cNvPr descr="47a3649fa6a9bdfd200336d98542ec067c8c4f364c7c04d31414d87f83f11c56.jpg" id="87" name="Picture"/>
+                    <pic:cNvPr descr="47a3649fa6a9bdfd200336d98542ec067c8c4f364c7c04d31414d87f83f11c56.jpg" id="86" name="Picture"/>
                     <pic:cNvPicPr>
                       <a:picLocks noChangeArrowheads="1" noChangeAspect="1"/>
                     </pic:cNvPicPr>
                   </pic:nvPicPr>
                   <pic:blipFill>
-                    <a:blip r:embed="rId85"/>
+                    <a:blip r:embed="rId84"/>
                     <a:stretch>
                       <a:fillRect/>
                     </a:stretch>
@@ -3874,18 +3873,18 @@
           <wp:inline>
             <wp:extent cx="2005584" cy="920495"/>
             <wp:effectExtent b="0" l="0" r="0" t="0"/>
-            <wp:docPr descr="" title="" id="89" name="Picture"/>
+            <wp:docPr descr="" title="" id="88" name="Picture"/>
             <a:graphic>
               <a:graphicData uri="http://schemas.openxmlformats.org/drawingml/2006/picture">
                 <pic:pic>
                   <pic:nvPicPr>
-                    <pic:cNvPr descr="89d5b748d5cd9d31e186a85d2a0d310454a1d81612260d106e6a487c2dbc1d66.jpg" id="90" name="Picture"/>
+                    <pic:cNvPr descr="89d5b748d5cd9d31e186a85d2a0d310454a1d81612260d106e6a487c2dbc1d66.jpg" id="89" name="Picture"/>
                     <pic:cNvPicPr>
                       <a:picLocks noChangeArrowheads="1" noChangeAspect="1"/>
                     </pic:cNvPicPr>
                   </pic:nvPicPr>
                   <pic:blipFill>
-                    <a:blip r:embed="rId88"/>
+                    <a:blip r:embed="rId87"/>
                     <a:stretch>
                       <a:fillRect/>
                     </a:stretch>
@@ -3980,18 +3979,18 @@
           <wp:inline>
             <wp:extent cx="3024000" cy="821333"/>
             <wp:effectExtent b="0" l="0" r="0" t="0"/>
-            <wp:docPr descr="" title="" id="92" name="Picture"/>
+            <wp:docPr descr="" title="" id="91" name="Picture"/>
             <a:graphic>
               <a:graphicData uri="http://schemas.openxmlformats.org/drawingml/2006/picture">
                 <pic:pic>
                   <pic:nvPicPr>
-                    <pic:cNvPr descr="d81156d6a11648b6da6f7745460086d5fc696d76e93ab11e980c59868ebe633d.jpg" id="93" name="Picture"/>
+                    <pic:cNvPr descr="d81156d6a11648b6da6f7745460086d5fc696d76e93ab11e980c59868ebe633d.jpg" id="92" name="Picture"/>
                     <pic:cNvPicPr>
                       <a:picLocks noChangeArrowheads="1" noChangeAspect="1"/>
                     </pic:cNvPicPr>
                   </pic:nvPicPr>
                   <pic:blipFill>
-                    <a:blip r:embed="rId91"/>
+                    <a:blip r:embed="rId90"/>
                     <a:stretch>
                       <a:fillRect/>
                     </a:stretch>
@@ -4063,18 +4062,18 @@
           <wp:inline>
             <wp:extent cx="3024000" cy="622587"/>
             <wp:effectExtent b="0" l="0" r="0" t="0"/>
-            <wp:docPr descr="" title="" id="95" name="Picture"/>
+            <wp:docPr descr="" title="" id="94" name="Picture"/>
             <a:graphic>
               <a:graphicData uri="http://schemas.openxmlformats.org/drawingml/2006/picture">
                 <pic:pic>
                   <pic:nvPicPr>
-                    <pic:cNvPr descr="315411923e918d64663ade6561a8793da633b98aa8aed61750693aa64369e025.jpg" id="96" name="Picture"/>
+                    <pic:cNvPr descr="315411923e918d64663ade6561a8793da633b98aa8aed61750693aa64369e025.jpg" id="95" name="Picture"/>
                     <pic:cNvPicPr>
                       <a:picLocks noChangeArrowheads="1" noChangeAspect="1"/>
                     </pic:cNvPicPr>
                   </pic:nvPicPr>
                   <pic:blipFill>
-                    <a:blip r:embed="rId94"/>
+                    <a:blip r:embed="rId93"/>
                     <a:stretch>
                       <a:fillRect/>
                     </a:stretch>
@@ -4137,18 +4136,18 @@
           <wp:inline>
             <wp:extent cx="3024000" cy="679705"/>
             <wp:effectExtent b="0" l="0" r="0" t="0"/>
-            <wp:docPr descr="" title="" id="98" name="Picture"/>
+            <wp:docPr descr="" title="" id="97" name="Picture"/>
             <a:graphic>
               <a:graphicData uri="http://schemas.openxmlformats.org/drawingml/2006/picture">
                 <pic:pic>
                   <pic:nvPicPr>
-                    <pic:cNvPr descr="249821277fae5cbd1b25fd94f3377a37f3bf3f1c5540f127ffeda36fdb419f84.jpg" id="99" name="Picture"/>
+                    <pic:cNvPr descr="249821277fae5cbd1b25fd94f3377a37f3bf3f1c5540f127ffeda36fdb419f84.jpg" id="98" name="Picture"/>
                     <pic:cNvPicPr>
                       <a:picLocks noChangeArrowheads="1" noChangeAspect="1"/>
                     </pic:cNvPicPr>
                   </pic:nvPicPr>
                   <pic:blipFill>
-                    <a:blip r:embed="rId97"/>
+                    <a:blip r:embed="rId96"/>
                     <a:stretch>
                       <a:fillRect/>
                     </a:stretch>
@@ -4229,18 +4228,18 @@
           <wp:inline>
             <wp:extent cx="3024000" cy="775479"/>
             <wp:effectExtent b="0" l="0" r="0" t="0"/>
-            <wp:docPr descr="" title="" id="101" name="Picture"/>
+            <wp:docPr descr="" title="" id="100" name="Picture"/>
             <a:graphic>
               <a:graphicData uri="http://schemas.openxmlformats.org/drawingml/2006/picture">
                 <pic:pic>
                   <pic:nvPicPr>
-                    <pic:cNvPr descr="8426f73a597a0df18f76573c45c58e012230c98ab09a62833bf1c241135605df.jpg" id="102" name="Picture"/>
+                    <pic:cNvPr descr="8426f73a597a0df18f76573c45c58e012230c98ab09a62833bf1c241135605df.jpg" id="101" name="Picture"/>
                     <pic:cNvPicPr>
                       <a:picLocks noChangeArrowheads="1" noChangeAspect="1"/>
                     </pic:cNvPicPr>
                   </pic:nvPicPr>
                   <pic:blipFill>
-                    <a:blip r:embed="rId100"/>
+                    <a:blip r:embed="rId99"/>
                     <a:stretch>
                       <a:fillRect/>
                     </a:stretch>
@@ -4307,18 +4306,18 @@
           <wp:inline>
             <wp:extent cx="3024000" cy="721024"/>
             <wp:effectExtent b="0" l="0" r="0" t="0"/>
-            <wp:docPr descr="" title="" id="104" name="Picture"/>
+            <wp:docPr descr="" title="" id="103" name="Picture"/>
             <a:graphic>
               <a:graphicData uri="http://schemas.openxmlformats.org/drawingml/2006/picture">
                 <pic:pic>
                   <pic:nvPicPr>
-                    <pic:cNvPr descr="e273ec374eb4e6ab61fb59c6bf2072898815c4d4f1b21abc9e1945f988491d23.jpg" id="105" name="Picture"/>
+                    <pic:cNvPr descr="e273ec374eb4e6ab61fb59c6bf2072898815c4d4f1b21abc9e1945f988491d23.jpg" id="104" name="Picture"/>
                     <pic:cNvPicPr>
                       <a:picLocks noChangeArrowheads="1" noChangeAspect="1"/>
                     </pic:cNvPicPr>
                   </pic:nvPicPr>
                   <pic:blipFill>
-                    <a:blip r:embed="rId103"/>
+                    <a:blip r:embed="rId102"/>
                     <a:stretch>
                       <a:fillRect/>
                     </a:stretch>
@@ -4387,18 +4386,18 @@
           <wp:inline>
             <wp:extent cx="3024000" cy="1109188"/>
             <wp:effectExtent b="0" l="0" r="0" t="0"/>
-            <wp:docPr descr="" title="" id="107" name="Picture"/>
+            <wp:docPr descr="" title="" id="106" name="Picture"/>
             <a:graphic>
               <a:graphicData uri="http://schemas.openxmlformats.org/drawingml/2006/picture">
                 <pic:pic>
                   <pic:nvPicPr>
-                    <pic:cNvPr descr="76cfaccc2489430cef947f8af2361b8ac17727304566f2383bbf075cfba1bafc.jpg" id="108" name="Picture"/>
+                    <pic:cNvPr descr="76cfaccc2489430cef947f8af2361b8ac17727304566f2383bbf075cfba1bafc.jpg" id="107" name="Picture"/>
                     <pic:cNvPicPr>
                       <a:picLocks noChangeArrowheads="1" noChangeAspect="1"/>
                     </pic:cNvPicPr>
                   </pic:nvPicPr>
                   <pic:blipFill>
-                    <a:blip r:embed="rId106"/>
+                    <a:blip r:embed="rId105"/>
                     <a:stretch>
                       <a:fillRect/>
                     </a:stretch>
@@ -4476,18 +4475,18 @@
           <wp:inline>
             <wp:extent cx="3024000" cy="776768"/>
             <wp:effectExtent b="0" l="0" r="0" t="0"/>
-            <wp:docPr descr="" title="" id="110" name="Picture"/>
+            <wp:docPr descr="" title="" id="109" name="Picture"/>
             <a:graphic>
               <a:graphicData uri="http://schemas.openxmlformats.org/drawingml/2006/picture">
                 <pic:pic>
                   <pic:nvPicPr>
-                    <pic:cNvPr descr="4a33d886a3cde1b0015b06daeff5f4307bf98c2a65fd379d064e2e37dfac07f7.jpg" id="111" name="Picture"/>
+                    <pic:cNvPr descr="4a33d886a3cde1b0015b06daeff5f4307bf98c2a65fd379d064e2e37dfac07f7.jpg" id="110" name="Picture"/>
                     <pic:cNvPicPr>
                       <a:picLocks noChangeArrowheads="1" noChangeAspect="1"/>
                     </pic:cNvPicPr>
                   </pic:nvPicPr>
                   <pic:blipFill>
-                    <a:blip r:embed="rId109"/>
+                    <a:blip r:embed="rId108"/>
                     <a:stretch>
                       <a:fillRect/>
                     </a:stretch>
@@ -4577,18 +4576,18 @@
           <wp:inline>
             <wp:extent cx="3024000" cy="1370426"/>
             <wp:effectExtent b="0" l="0" r="0" t="0"/>
-            <wp:docPr descr="" title="" id="113" name="Picture"/>
+            <wp:docPr descr="" title="" id="112" name="Picture"/>
             <a:graphic>
               <a:graphicData uri="http://schemas.openxmlformats.org/drawingml/2006/picture">
                 <pic:pic>
                   <pic:nvPicPr>
-                    <pic:cNvPr descr="4f994db79c0f54f017d6d0380ca2ab57738db147ada38f8ea1ca9f70c9183bcb.jpg" id="114" name="Picture"/>
+                    <pic:cNvPr descr="4f994db79c0f54f017d6d0380ca2ab57738db147ada38f8ea1ca9f70c9183bcb.jpg" id="113" name="Picture"/>
                     <pic:cNvPicPr>
                       <a:picLocks noChangeArrowheads="1" noChangeAspect="1"/>
                     </pic:cNvPicPr>
                   </pic:nvPicPr>
                   <pic:blipFill>
-                    <a:blip r:embed="rId112"/>
+                    <a:blip r:embed="rId111"/>
                     <a:stretch>
                       <a:fillRect/>
                     </a:stretch>
@@ -4703,18 +4702,18 @@
           <wp:inline>
             <wp:extent cx="2145820" cy="2160000"/>
             <wp:effectExtent b="0" l="0" r="0" t="0"/>
-            <wp:docPr descr="" title="" id="116" name="Picture"/>
+            <wp:docPr descr="" title="" id="115" name="Picture"/>
             <a:graphic>
               <a:graphicData uri="http://schemas.openxmlformats.org/drawingml/2006/picture">
                 <pic:pic>
                   <pic:nvPicPr>
-                    <pic:cNvPr descr="ccdf8477b9fcc234c5fb649e1a56333bb7e87ce0eeee4ed3df48e84c94d5ad8c.jpg" id="117" name="Picture"/>
+                    <pic:cNvPr descr="ccdf8477b9fcc234c5fb649e1a56333bb7e87ce0eeee4ed3df48e84c94d5ad8c.jpg" id="116" name="Picture"/>
                     <pic:cNvPicPr>
                       <a:picLocks noChangeArrowheads="1" noChangeAspect="1"/>
                     </pic:cNvPicPr>
                   </pic:nvPicPr>
                   <pic:blipFill>
-                    <a:blip r:embed="rId115"/>
+                    <a:blip r:embed="rId114"/>
                     <a:stretch>
                       <a:fillRect/>
                     </a:stretch>
@@ -4965,8 +4964,8 @@
         <w:t xml:space="preserve">值的变化趋势提供合理的解释。(本题字数不限)</w:t>
       </w:r>
     </w:p>
-    <w:bookmarkEnd w:id="118"/>
-    <w:bookmarkStart w:id="119" w:name="第-4-题13-分乙酸丁酯的合成与表征"/>
+    <w:bookmarkEnd w:id="117"/>
+    <w:bookmarkStart w:id="121" w:name="第-4-题13-分乙酸丁酯的合成与表征"/>
     <w:p>
       <w:pPr>
         <w:pStyle w:val="Heading3"/>
@@ -5022,12 +5021,11 @@
         <w:t xml:space="preserve">实验装置如图:</w:t>
       </w:r>
     </w:p>
-    <w:bookmarkEnd w:id="119"/>
-    <w:bookmarkEnd w:id="120"/>
-    <w:bookmarkStart w:id="124" w:name="实验步骤"/>
-    <w:p>
-      <w:pPr>
-        <w:pStyle w:val="Heading2"/>
+    <w:p>
+      <w:pPr>
+        <w:pStyle w:val="BodyText"/>
+        <w:spacing w:before="0" w:after="0" w:line="276" w:lineRule="auto"/>
+        <w:ind w:firstLineChars="200" w:firstLine="420"/>
       </w:pPr>
       <w:r>
         <w:rPr>
@@ -5038,7 +5036,7 @@
     </w:p>
     <w:p>
       <w:pPr>
-        <w:pStyle w:val="FirstParagraph"/>
+        <w:pStyle w:val="BodyText"/>
         <w:keepNext/>
         <w:spacing w:before="120" w:after="40" w:line="240" w:lineRule="auto"/>
         <w:jc w:val="center"/>
@@ -5048,18 +5046,18 @@
           <wp:inline>
             <wp:extent cx="1625708" cy="2160000"/>
             <wp:effectExtent b="0" l="0" r="0" t="0"/>
-            <wp:docPr descr="" title="" id="122" name="Picture"/>
+            <wp:docPr descr="" title="" id="119" name="Picture"/>
             <a:graphic>
               <a:graphicData uri="http://schemas.openxmlformats.org/drawingml/2006/picture">
                 <pic:pic>
                   <pic:nvPicPr>
-                    <pic:cNvPr descr="e6bd789562ef782d540d75b546d78885c35c985de586918c659cdae2f166d3b0.jpg" id="123" name="Picture"/>
+                    <pic:cNvPr descr="e6bd789562ef782d540d75b546d78885c35c985de586918c659cdae2f166d3b0.jpg" id="120" name="Picture"/>
                     <pic:cNvPicPr>
                       <a:picLocks noChangeArrowheads="1" noChangeAspect="1"/>
                     </pic:cNvPicPr>
                   </pic:nvPicPr>
                   <pic:blipFill>
-                    <a:blip r:embed="rId121"/>
+                    <a:blip r:embed="rId118"/>
                     <a:stretch>
                       <a:fillRect/>
                     </a:stretch>
@@ -5201,11 +5199,11 @@
         <w:t xml:space="preserve">下反应釜称重并记录釜液质量。然后用水冷却至室温，测定、记录产品（反应产物）组成。</w:t>
       </w:r>
     </w:p>
-    <w:bookmarkEnd w:id="124"/>
-    <w:bookmarkStart w:id="156" w:name="思考题"/>
-    <w:p>
-      <w:pPr>
-        <w:pStyle w:val="Heading2"/>
+    <w:p>
+      <w:pPr>
+        <w:pStyle w:val="BodyText"/>
+        <w:spacing w:before="0" w:after="0" w:line="276" w:lineRule="auto"/>
+        <w:ind w:firstLineChars="200" w:firstLine="420"/>
       </w:pPr>
       <w:r>
         <w:rPr>
@@ -5216,7 +5214,7 @@
     </w:p>
     <w:p>
       <w:pPr>
-        <w:pStyle w:val="FirstParagraph"/>
+        <w:pStyle w:val="BodyText"/>
         <w:spacing w:before="0" w:after="0" w:line="276" w:lineRule="auto"/>
       </w:pPr>
       <w:r>
@@ -5495,7 +5493,8 @@
         <w:t xml:space="preserve">d）用去离子水洗三次</w:t>
       </w:r>
     </w:p>
-    <w:bookmarkStart w:id="155" w:name="第-5-题13-分光化学反应的机理研究"/>
+    <w:bookmarkEnd w:id="121"/>
+    <w:bookmarkStart w:id="152" w:name="第-5-题13-分光化学反应的机理研究"/>
     <w:p>
       <w:pPr>
         <w:pStyle w:val="Heading3"/>
@@ -5624,18 +5623,18 @@
           <wp:inline>
             <wp:extent cx="3024000" cy="337724"/>
             <wp:effectExtent b="0" l="0" r="0" t="0"/>
-            <wp:docPr descr="" title="" id="126" name="Picture"/>
+            <wp:docPr descr="" title="" id="123" name="Picture"/>
             <a:graphic>
               <a:graphicData uri="http://schemas.openxmlformats.org/drawingml/2006/picture">
                 <pic:pic>
                   <pic:nvPicPr>
-                    <pic:cNvPr descr="d922b5dbaa297c6d5b682b4ef8ab8c36bb367470fa3d4112e6f24b52f357577c.jpg" id="127" name="Picture"/>
+                    <pic:cNvPr descr="d922b5dbaa297c6d5b682b4ef8ab8c36bb367470fa3d4112e6f24b52f357577c.jpg" id="124" name="Picture"/>
                     <pic:cNvPicPr>
                       <a:picLocks noChangeArrowheads="1" noChangeAspect="1"/>
                     </pic:cNvPicPr>
                   </pic:nvPicPr>
                   <pic:blipFill>
-                    <a:blip r:embed="rId125"/>
+                    <a:blip r:embed="rId122"/>
                     <a:stretch>
                       <a:fillRect/>
                     </a:stretch>
@@ -5712,18 +5711,18 @@
                 <wp:inline>
                   <wp:extent cx="1568400" cy="543063"/>
                   <wp:effectExtent b="0" l="0" r="0" t="0"/>
-                  <wp:docPr descr="" title="" id="129" name="Picture"/>
+                  <wp:docPr descr="" title="" id="126" name="Picture"/>
                   <a:graphic>
                     <a:graphicData uri="http://schemas.openxmlformats.org/drawingml/2006/picture">
                       <pic:pic>
                         <pic:nvPicPr>
-                          <pic:cNvPr descr="be0b6e1ded53961c660b52021347432237bfb7c3549f8eab75c6c0a6224cadb1.jpg" id="130" name="Picture"/>
+                          <pic:cNvPr descr="be0b6e1ded53961c660b52021347432237bfb7c3549f8eab75c6c0a6224cadb1.jpg" id="127" name="Picture"/>
                           <pic:cNvPicPr>
                             <a:picLocks noChangeArrowheads="1" noChangeAspect="1"/>
                           </pic:cNvPicPr>
                         </pic:nvPicPr>
                         <pic:blipFill>
-                          <a:blip r:embed="rId128"/>
+                          <a:blip r:embed="rId125"/>
                           <a:stretch>
                             <a:fillRect/>
                           </a:stretch>
@@ -5766,18 +5765,18 @@
                 <wp:inline>
                   <wp:extent cx="1568400" cy="462476"/>
                   <wp:effectExtent b="0" l="0" r="0" t="0"/>
-                  <wp:docPr descr="" title="" id="132" name="Picture"/>
+                  <wp:docPr descr="" title="" id="129" name="Picture"/>
                   <a:graphic>
                     <a:graphicData uri="http://schemas.openxmlformats.org/drawingml/2006/picture">
                       <pic:pic>
                         <pic:nvPicPr>
-                          <pic:cNvPr descr="93a656f7630fb1b364f16f812180141ec1fdc3b17a386ceb2588b7df0bb87a3a.jpg" id="133" name="Picture"/>
+                          <pic:cNvPr descr="93a656f7630fb1b364f16f812180141ec1fdc3b17a386ceb2588b7df0bb87a3a.jpg" id="130" name="Picture"/>
                           <pic:cNvPicPr>
                             <a:picLocks noChangeArrowheads="1" noChangeAspect="1"/>
                           </pic:cNvPicPr>
                         </pic:nvPicPr>
                         <pic:blipFill>
-                          <a:blip r:embed="rId131"/>
+                          <a:blip r:embed="rId128"/>
                           <a:stretch>
                             <a:fillRect/>
                           </a:stretch>
@@ -5820,18 +5819,18 @@
                 <wp:inline>
                   <wp:extent cx="1568400" cy="490873"/>
                   <wp:effectExtent b="0" l="0" r="0" t="0"/>
-                  <wp:docPr descr="" title="" id="135" name="Picture"/>
+                  <wp:docPr descr="" title="" id="132" name="Picture"/>
                   <a:graphic>
                     <a:graphicData uri="http://schemas.openxmlformats.org/drawingml/2006/picture">
                       <pic:pic>
                         <pic:nvPicPr>
-                          <pic:cNvPr descr="423814771a270f69f424226b6c71738bc43715f9b11331fa10b77c13ba3b7dc0.jpg" id="136" name="Picture"/>
+                          <pic:cNvPr descr="423814771a270f69f424226b6c71738bc43715f9b11331fa10b77c13ba3b7dc0.jpg" id="133" name="Picture"/>
                           <pic:cNvPicPr>
                             <a:picLocks noChangeArrowheads="1" noChangeAspect="1"/>
                           </pic:cNvPicPr>
                         </pic:nvPicPr>
                         <pic:blipFill>
-                          <a:blip r:embed="rId134"/>
+                          <a:blip r:embed="rId131"/>
                           <a:stretch>
                             <a:fillRect/>
                           </a:stretch>
@@ -5938,18 +5937,18 @@
           <wp:inline>
             <wp:extent cx="2852928" cy="798575"/>
             <wp:effectExtent b="0" l="0" r="0" t="0"/>
-            <wp:docPr descr="" title="" id="138" name="Picture"/>
+            <wp:docPr descr="" title="" id="135" name="Picture"/>
             <a:graphic>
               <a:graphicData uri="http://schemas.openxmlformats.org/drawingml/2006/picture">
                 <pic:pic>
                   <pic:nvPicPr>
-                    <pic:cNvPr descr="20f17ecc5b60bbf996cf9d1933be24d31ac7eedc9ee7df1fb665f31fb2857aae.jpg" id="139" name="Picture"/>
+                    <pic:cNvPr descr="20f17ecc5b60bbf996cf9d1933be24d31ac7eedc9ee7df1fb665f31fb2857aae.jpg" id="136" name="Picture"/>
                     <pic:cNvPicPr>
                       <a:picLocks noChangeArrowheads="1" noChangeAspect="1"/>
                     </pic:cNvPicPr>
                   </pic:nvPicPr>
                   <pic:blipFill>
-                    <a:blip r:embed="rId137"/>
+                    <a:blip r:embed="rId134"/>
                     <a:stretch>
                       <a:fillRect/>
                     </a:stretch>
@@ -6003,18 +6002,18 @@
           <wp:inline>
             <wp:extent cx="1920240" cy="890016"/>
             <wp:effectExtent b="0" l="0" r="0" t="0"/>
-            <wp:docPr descr="" title="" id="141" name="Picture"/>
+            <wp:docPr descr="" title="" id="138" name="Picture"/>
             <a:graphic>
               <a:graphicData uri="http://schemas.openxmlformats.org/drawingml/2006/picture">
                 <pic:pic>
                   <pic:nvPicPr>
-                    <pic:cNvPr descr="2b85617a5d3547c381b4890c873c6460563d6810b8d4c1ef53ebff179625b007.jpg" id="142" name="Picture"/>
+                    <pic:cNvPr descr="2b85617a5d3547c381b4890c873c6460563d6810b8d4c1ef53ebff179625b007.jpg" id="139" name="Picture"/>
                     <pic:cNvPicPr>
                       <a:picLocks noChangeArrowheads="1" noChangeAspect="1"/>
                     </pic:cNvPicPr>
                   </pic:nvPicPr>
                   <pic:blipFill>
-                    <a:blip r:embed="rId140"/>
+                    <a:blip r:embed="rId137"/>
                     <a:stretch>
                       <a:fillRect/>
                     </a:stretch>
@@ -6112,18 +6111,18 @@
           <wp:inline>
             <wp:extent cx="3024000" cy="660787"/>
             <wp:effectExtent b="0" l="0" r="0" t="0"/>
-            <wp:docPr descr="" title="" id="144" name="Picture"/>
+            <wp:docPr descr="" title="" id="141" name="Picture"/>
             <a:graphic>
               <a:graphicData uri="http://schemas.openxmlformats.org/drawingml/2006/picture">
                 <pic:pic>
                   <pic:nvPicPr>
-                    <pic:cNvPr descr="f0eac6e1e8ba616cc939e20c5fb5d2fd29640f0e22381deb9cfa779be10b91af.jpg" id="145" name="Picture"/>
+                    <pic:cNvPr descr="f0eac6e1e8ba616cc939e20c5fb5d2fd29640f0e22381deb9cfa779be10b91af.jpg" id="142" name="Picture"/>
                     <pic:cNvPicPr>
                       <a:picLocks noChangeArrowheads="1" noChangeAspect="1"/>
                     </pic:cNvPicPr>
                   </pic:nvPicPr>
                   <pic:blipFill>
-                    <a:blip r:embed="rId143"/>
+                    <a:blip r:embed="rId140"/>
                     <a:stretch>
                       <a:fillRect/>
                     </a:stretch>
@@ -6325,18 +6324,18 @@
           <wp:inline>
             <wp:extent cx="3024000" cy="863286"/>
             <wp:effectExtent b="0" l="0" r="0" t="0"/>
-            <wp:docPr descr="" title="" id="147" name="Picture"/>
+            <wp:docPr descr="" title="" id="144" name="Picture"/>
             <a:graphic>
               <a:graphicData uri="http://schemas.openxmlformats.org/drawingml/2006/picture">
                 <pic:pic>
                   <pic:nvPicPr>
-                    <pic:cNvPr descr="d5d8b051fd717293fefca6714d1260971e5215c0d5bf6281ebb5ef3283b019ac.jpg" id="148" name="Picture"/>
+                    <pic:cNvPr descr="d5d8b051fd717293fefca6714d1260971e5215c0d5bf6281ebb5ef3283b019ac.jpg" id="145" name="Picture"/>
                     <pic:cNvPicPr>
                       <a:picLocks noChangeArrowheads="1" noChangeAspect="1"/>
                     </pic:cNvPicPr>
                   </pic:nvPicPr>
                   <pic:blipFill>
-                    <a:blip r:embed="rId146"/>
+                    <a:blip r:embed="rId143"/>
                     <a:stretch>
                       <a:fillRect/>
                     </a:stretch>
@@ -6414,18 +6413,18 @@
           <wp:inline>
             <wp:extent cx="2548128" cy="737615"/>
             <wp:effectExtent b="0" l="0" r="0" t="0"/>
-            <wp:docPr descr="" title="" id="150" name="Picture"/>
+            <wp:docPr descr="" title="" id="147" name="Picture"/>
             <a:graphic>
               <a:graphicData uri="http://schemas.openxmlformats.org/drawingml/2006/picture">
                 <pic:pic>
                   <pic:nvPicPr>
-                    <pic:cNvPr descr="51dfa11443b260a67654f669d33997974e36fd065b49297b670cfffd8276c06a.jpg" id="151" name="Picture"/>
+                    <pic:cNvPr descr="51dfa11443b260a67654f669d33997974e36fd065b49297b670cfffd8276c06a.jpg" id="148" name="Picture"/>
                     <pic:cNvPicPr>
                       <a:picLocks noChangeArrowheads="1" noChangeAspect="1"/>
                     </pic:cNvPicPr>
                   </pic:nvPicPr>
                   <pic:blipFill>
-                    <a:blip r:embed="rId149"/>
+                    <a:blip r:embed="rId146"/>
                     <a:stretch>
                       <a:fillRect/>
                     </a:stretch>
@@ -6515,18 +6514,18 @@
           <wp:inline>
             <wp:extent cx="3024000" cy="869647"/>
             <wp:effectExtent b="0" l="0" r="0" t="0"/>
-            <wp:docPr descr="" title="" id="153" name="Picture"/>
+            <wp:docPr descr="" title="" id="150" name="Picture"/>
             <a:graphic>
               <a:graphicData uri="http://schemas.openxmlformats.org/drawingml/2006/picture">
                 <pic:pic>
                   <pic:nvPicPr>
-                    <pic:cNvPr descr="b71aa0391e7ddebeb0cb7224f259c56c7059012f14f39a44302aa2827dac6d83.jpg" id="154" name="Picture"/>
+                    <pic:cNvPr descr="b71aa0391e7ddebeb0cb7224f259c56c7059012f14f39a44302aa2827dac6d83.jpg" id="151" name="Picture"/>
                     <pic:cNvPicPr>
                       <a:picLocks noChangeArrowheads="1" noChangeAspect="1"/>
                     </pic:cNvPicPr>
                   </pic:nvPicPr>
                   <pic:blipFill>
-                    <a:blip r:embed="rId152"/>
+                    <a:blip r:embed="rId149"/>
                     <a:stretch>
                       <a:fillRect/>
                     </a:stretch>
@@ -6553,9 +6552,9 @@
         </w:drawing>
       </w:r>
     </w:p>
-    <w:bookmarkEnd w:id="155"/>
-    <w:bookmarkEnd w:id="156"/>
-    <w:bookmarkStart w:id="234" w:name="第二部分-结构鉴定与立体化学第-610-题共-65-分"/>
+    <w:bookmarkEnd w:id="152"/>
+    <w:bookmarkEnd w:id="153"/>
+    <w:bookmarkStart w:id="231" w:name="第二部分-结构鉴定与立体化学第-610-题共-65-分"/>
     <w:p>
       <w:pPr>
         <w:pStyle w:val="Heading2"/>
@@ -6594,7 +6593,7 @@
         <w:t xml:space="preserve">分）</w:t>
       </w:r>
     </w:p>
-    <w:bookmarkStart w:id="166" w:name="第-6-题13-分aog-的简短全合成"/>
+    <w:bookmarkStart w:id="163" w:name="第-6-题13-分aog-的简短全合成"/>
     <w:p>
       <w:pPr>
         <w:pStyle w:val="Heading3"/>
@@ -6709,18 +6708,18 @@
           <wp:inline>
             <wp:extent cx="3024000" cy="379174"/>
             <wp:effectExtent b="0" l="0" r="0" t="0"/>
-            <wp:docPr descr="" title="" id="158" name="Picture"/>
+            <wp:docPr descr="" title="" id="155" name="Picture"/>
             <a:graphic>
               <a:graphicData uri="http://schemas.openxmlformats.org/drawingml/2006/picture">
                 <pic:pic>
                   <pic:nvPicPr>
-                    <pic:cNvPr descr="135d957139e53aa2a3adbb5526681efb99d750a6781a402505635c74e12fd19a.jpg" id="159" name="Picture"/>
+                    <pic:cNvPr descr="135d957139e53aa2a3adbb5526681efb99d750a6781a402505635c74e12fd19a.jpg" id="156" name="Picture"/>
                     <pic:cNvPicPr>
                       <a:picLocks noChangeArrowheads="1" noChangeAspect="1"/>
                     </pic:cNvPicPr>
                   </pic:nvPicPr>
                   <pic:blipFill>
-                    <a:blip r:embed="rId157"/>
+                    <a:blip r:embed="rId154"/>
                     <a:stretch>
                       <a:fillRect/>
                     </a:stretch>
@@ -7183,18 +7182,18 @@
           <wp:inline>
             <wp:extent cx="3024000" cy="621229"/>
             <wp:effectExtent b="0" l="0" r="0" t="0"/>
-            <wp:docPr descr="" title="" id="161" name="Picture"/>
+            <wp:docPr descr="" title="" id="158" name="Picture"/>
             <a:graphic>
               <a:graphicData uri="http://schemas.openxmlformats.org/drawingml/2006/picture">
                 <pic:pic>
                   <pic:nvPicPr>
-                    <pic:cNvPr descr="622a36c11c4b7573f9143292f05fa2453309b41748228dcb6cd9eea9e150a94a.jpg" id="162" name="Picture"/>
+                    <pic:cNvPr descr="622a36c11c4b7573f9143292f05fa2453309b41748228dcb6cd9eea9e150a94a.jpg" id="159" name="Picture"/>
                     <pic:cNvPicPr>
                       <a:picLocks noChangeArrowheads="1" noChangeAspect="1"/>
                     </pic:cNvPicPr>
                   </pic:nvPicPr>
                   <pic:blipFill>
-                    <a:blip r:embed="rId160"/>
+                    <a:blip r:embed="rId157"/>
                     <a:stretch>
                       <a:fillRect/>
                     </a:stretch>
@@ -7283,18 +7282,18 @@
           <wp:inline>
             <wp:extent cx="3024000" cy="904965"/>
             <wp:effectExtent b="0" l="0" r="0" t="0"/>
-            <wp:docPr descr="" title="" id="164" name="Picture"/>
+            <wp:docPr descr="" title="" id="161" name="Picture"/>
             <a:graphic>
               <a:graphicData uri="http://schemas.openxmlformats.org/drawingml/2006/picture">
                 <pic:pic>
                   <pic:nvPicPr>
-                    <pic:cNvPr descr="e59988f07251847f0573ee29841af7c34d195032c0a5857e89757536b425b101.jpg" id="165" name="Picture"/>
+                    <pic:cNvPr descr="e59988f07251847f0573ee29841af7c34d195032c0a5857e89757536b425b101.jpg" id="162" name="Picture"/>
                     <pic:cNvPicPr>
                       <a:picLocks noChangeArrowheads="1" noChangeAspect="1"/>
                     </pic:cNvPicPr>
                   </pic:nvPicPr>
                   <pic:blipFill>
-                    <a:blip r:embed="rId163"/>
+                    <a:blip r:embed="rId160"/>
                     <a:stretch>
                       <a:fillRect/>
                     </a:stretch>
@@ -7808,8 +7807,8 @@
         <w:t xml:space="preserve">的结构，要求立体化学，但无需区分二者。</w:t>
       </w:r>
     </w:p>
-    <w:bookmarkEnd w:id="166"/>
-    <w:bookmarkStart w:id="176" w:name="第-7-题13-分--vinigrol-的全合成与立体化学"/>
+    <w:bookmarkEnd w:id="163"/>
+    <w:bookmarkStart w:id="173" w:name="第-7-题13-分--vinigrol-的全合成与立体化学"/>
     <w:p>
       <w:pPr>
         <w:pStyle w:val="Heading3"/>
@@ -8039,18 +8038,18 @@
                 <wp:inline>
                   <wp:extent cx="2406600" cy="1073151"/>
                   <wp:effectExtent b="0" l="0" r="0" t="0"/>
-                  <wp:docPr descr="" title="" id="168" name="Picture"/>
+                  <wp:docPr descr="" title="" id="165" name="Picture"/>
                   <a:graphic>
                     <a:graphicData uri="http://schemas.openxmlformats.org/drawingml/2006/picture">
                       <pic:pic>
                         <pic:nvPicPr>
-                          <pic:cNvPr descr="7eb60fedd51529864cc1dcfc7db05b2e128b0ead1986170ff12cb3f12b98acc6.jpg" id="169" name="Picture"/>
+                          <pic:cNvPr descr="7eb60fedd51529864cc1dcfc7db05b2e128b0ead1986170ff12cb3f12b98acc6.jpg" id="166" name="Picture"/>
                           <pic:cNvPicPr>
                             <a:picLocks noChangeArrowheads="1" noChangeAspect="1"/>
                           </pic:cNvPicPr>
                         </pic:nvPicPr>
                         <pic:blipFill>
-                          <a:blip r:embed="rId167"/>
+                          <a:blip r:embed="rId164"/>
                           <a:stretch>
                             <a:fillRect/>
                           </a:stretch>
@@ -8093,18 +8092,18 @@
                 <wp:inline>
                   <wp:extent cx="2406600" cy="528785"/>
                   <wp:effectExtent b="0" l="0" r="0" t="0"/>
-                  <wp:docPr descr="" title="" id="171" name="Picture"/>
+                  <wp:docPr descr="" title="" id="168" name="Picture"/>
                   <a:graphic>
                     <a:graphicData uri="http://schemas.openxmlformats.org/drawingml/2006/picture">
                       <pic:pic>
                         <pic:nvPicPr>
-                          <pic:cNvPr descr="aa84b0c01a6a65b56eeaf20f09c7caa84829d5ce973a1f126d04721361cff332.jpg" id="172" name="Picture"/>
+                          <pic:cNvPr descr="aa84b0c01a6a65b56eeaf20f09c7caa84829d5ce973a1f126d04721361cff332.jpg" id="169" name="Picture"/>
                           <pic:cNvPicPr>
                             <a:picLocks noChangeArrowheads="1" noChangeAspect="1"/>
                           </pic:cNvPicPr>
                         </pic:nvPicPr>
                         <pic:blipFill>
-                          <a:blip r:embed="rId170"/>
+                          <a:blip r:embed="rId167"/>
                           <a:stretch>
                             <a:fillRect/>
                           </a:stretch>
@@ -8583,18 +8582,18 @@
           <wp:inline>
             <wp:extent cx="3024000" cy="650435"/>
             <wp:effectExtent b="0" l="0" r="0" t="0"/>
-            <wp:docPr descr="" title="" id="174" name="Picture"/>
+            <wp:docPr descr="" title="" id="171" name="Picture"/>
             <a:graphic>
               <a:graphicData uri="http://schemas.openxmlformats.org/drawingml/2006/picture">
                 <pic:pic>
                   <pic:nvPicPr>
-                    <pic:cNvPr descr="65e97a80264e1018a79c33aa46ddbbadf2e7c88c0b7e12049e2619a841bc19a3.jpg" id="175" name="Picture"/>
+                    <pic:cNvPr descr="65e97a80264e1018a79c33aa46ddbbadf2e7c88c0b7e12049e2619a841bc19a3.jpg" id="172" name="Picture"/>
                     <pic:cNvPicPr>
                       <a:picLocks noChangeArrowheads="1" noChangeAspect="1"/>
                     </pic:cNvPicPr>
                   </pic:nvPicPr>
                   <pic:blipFill>
-                    <a:blip r:embed="rId173"/>
+                    <a:blip r:embed="rId170"/>
                     <a:stretch>
                       <a:fillRect/>
                     </a:stretch>
@@ -8945,8 +8944,8 @@
         <w:t xml:space="preserve">的结构。</w:t>
       </w:r>
     </w:p>
-    <w:bookmarkEnd w:id="176"/>
-    <w:bookmarkStart w:id="192" w:name="第-8-题13-分picrotoxin-的结构解析"/>
+    <w:bookmarkEnd w:id="173"/>
+    <w:bookmarkStart w:id="189" w:name="第-8-题13-分picrotoxin-的结构解析"/>
     <w:p>
       <w:pPr>
         <w:pStyle w:val="Heading3"/>
@@ -9217,18 +9216,18 @@
           <wp:inline>
             <wp:extent cx="3024000" cy="1491772"/>
             <wp:effectExtent b="0" l="0" r="0" t="0"/>
-            <wp:docPr descr="" title="" id="178" name="Picture"/>
+            <wp:docPr descr="" title="" id="175" name="Picture"/>
             <a:graphic>
               <a:graphicData uri="http://schemas.openxmlformats.org/drawingml/2006/picture">
                 <pic:pic>
                   <pic:nvPicPr>
-                    <pic:cNvPr descr="39de54c4955e818fda4745bffdcbc5b181f5f3c7fe3902fe1d02db3cb185c256.jpg" id="179" name="Picture"/>
+                    <pic:cNvPr descr="39de54c4955e818fda4745bffdcbc5b181f5f3c7fe3902fe1d02db3cb185c256.jpg" id="176" name="Picture"/>
                     <pic:cNvPicPr>
                       <a:picLocks noChangeArrowheads="1" noChangeAspect="1"/>
                     </pic:cNvPicPr>
                   </pic:nvPicPr>
                   <pic:blipFill>
-                    <a:blip r:embed="rId177"/>
+                    <a:blip r:embed="rId174"/>
                     <a:stretch>
                       <a:fillRect/>
                     </a:stretch>
@@ -9605,18 +9604,18 @@
           <wp:inline>
             <wp:extent cx="3024000" cy="1091184"/>
             <wp:effectExtent b="0" l="0" r="0" t="0"/>
-            <wp:docPr descr="" title="" id="181" name="Picture"/>
+            <wp:docPr descr="" title="" id="178" name="Picture"/>
             <a:graphic>
               <a:graphicData uri="http://schemas.openxmlformats.org/drawingml/2006/picture">
                 <pic:pic>
                   <pic:nvPicPr>
-                    <pic:cNvPr descr="ec208e1647da9f331dabd0b6cadc3ec34a5c2e40a9cebea217dce878290c97f2.jpg" id="182" name="Picture"/>
+                    <pic:cNvPr descr="ec208e1647da9f331dabd0b6cadc3ec34a5c2e40a9cebea217dce878290c97f2.jpg" id="179" name="Picture"/>
                     <pic:cNvPicPr>
                       <a:picLocks noChangeArrowheads="1" noChangeAspect="1"/>
                     </pic:cNvPicPr>
                   </pic:nvPicPr>
                   <pic:blipFill>
-                    <a:blip r:embed="rId180"/>
+                    <a:blip r:embed="rId177"/>
                     <a:stretch>
                       <a:fillRect/>
                     </a:stretch>
@@ -10037,18 +10036,18 @@
           <wp:inline>
             <wp:extent cx="1085088" cy="1828800"/>
             <wp:effectExtent b="0" l="0" r="0" t="0"/>
-            <wp:docPr descr="" title="" id="184" name="Picture"/>
+            <wp:docPr descr="" title="" id="181" name="Picture"/>
             <a:graphic>
               <a:graphicData uri="http://schemas.openxmlformats.org/drawingml/2006/picture">
                 <pic:pic>
                   <pic:nvPicPr>
-                    <pic:cNvPr descr="12a2fc07f69b15303de94f4ae25d6d0d4a517217ed7a17d11bd8d39895a85c53.jpg" id="185" name="Picture"/>
+                    <pic:cNvPr descr="12a2fc07f69b15303de94f4ae25d6d0d4a517217ed7a17d11bd8d39895a85c53.jpg" id="182" name="Picture"/>
                     <pic:cNvPicPr>
                       <a:picLocks noChangeArrowheads="1" noChangeAspect="1"/>
                     </pic:cNvPicPr>
                   </pic:nvPicPr>
                   <pic:blipFill>
-                    <a:blip r:embed="rId183"/>
+                    <a:blip r:embed="rId180"/>
                     <a:stretch>
                       <a:fillRect/>
                     </a:stretch>
@@ -10181,18 +10180,18 @@
           <wp:inline>
             <wp:extent cx="3024000" cy="112520"/>
             <wp:effectExtent b="0" l="0" r="0" t="0"/>
-            <wp:docPr descr="" title="" id="187" name="Picture"/>
+            <wp:docPr descr="" title="" id="184" name="Picture"/>
             <a:graphic>
               <a:graphicData uri="http://schemas.openxmlformats.org/drawingml/2006/picture">
                 <pic:pic>
                   <pic:nvPicPr>
-                    <pic:cNvPr descr="87535554fcf94d4691b61c4df719007a82e09d6774816e72fb8d4184374bfe25.jpg" id="188" name="Picture"/>
+                    <pic:cNvPr descr="87535554fcf94d4691b61c4df719007a82e09d6774816e72fb8d4184374bfe25.jpg" id="185" name="Picture"/>
                     <pic:cNvPicPr>
                       <a:picLocks noChangeArrowheads="1" noChangeAspect="1"/>
                     </pic:cNvPicPr>
                   </pic:nvPicPr>
                   <pic:blipFill>
-                    <a:blip r:embed="rId186"/>
+                    <a:blip r:embed="rId183"/>
                     <a:stretch>
                       <a:fillRect/>
                     </a:stretch>
@@ -10420,18 +10419,18 @@
           <wp:inline>
             <wp:extent cx="3024000" cy="286987"/>
             <wp:effectExtent b="0" l="0" r="0" t="0"/>
-            <wp:docPr descr="" title="" id="190" name="Picture"/>
+            <wp:docPr descr="" title="" id="187" name="Picture"/>
             <a:graphic>
               <a:graphicData uri="http://schemas.openxmlformats.org/drawingml/2006/picture">
                 <pic:pic>
                   <pic:nvPicPr>
-                    <pic:cNvPr descr="1b6a283215e3028da3f70e5bbb12e91613250ac0d7a4ba7296035a03bf85b98d.jpg" id="191" name="Picture"/>
+                    <pic:cNvPr descr="1b6a283215e3028da3f70e5bbb12e91613250ac0d7a4ba7296035a03bf85b98d.jpg" id="188" name="Picture"/>
                     <pic:cNvPicPr>
                       <a:picLocks noChangeArrowheads="1" noChangeAspect="1"/>
                     </pic:cNvPicPr>
                   </pic:nvPicPr>
                   <pic:blipFill>
-                    <a:blip r:embed="rId189"/>
+                    <a:blip r:embed="rId186"/>
                     <a:stretch>
                       <a:fillRect/>
                     </a:stretch>
@@ -10619,8 +10618,8 @@
         <w:t xml:space="preserve">的实际结构。</w:t>
       </w:r>
     </w:p>
-    <w:bookmarkEnd w:id="192"/>
-    <w:bookmarkStart w:id="193" w:name="第-9-题13-分聚合物的分类与结构-性质关系"/>
+    <w:bookmarkEnd w:id="189"/>
+    <w:bookmarkStart w:id="190" w:name="第-9-题13-分聚合物的分类与结构-性质关系"/>
     <w:p>
       <w:pPr>
         <w:pStyle w:val="Heading3"/>
@@ -11699,8 +11698,8 @@
         <w:t xml:space="preserve">与干面粉预先混合均匀，再加水进行和面，可以使面更为筋道，嚼起来口感更好，为什么？（提示：面粉由小麦种子加工而来，含有大量蛋白质）。</w:t>
       </w:r>
     </w:p>
-    <w:bookmarkEnd w:id="193"/>
-    <w:bookmarkStart w:id="233" w:name="第-10-题13-分有机酸碱性的比较与排序"/>
+    <w:bookmarkEnd w:id="190"/>
+    <w:bookmarkStart w:id="230" w:name="第-10-题13-分有机酸碱性的比较与排序"/>
     <w:p>
       <w:pPr>
         <w:pStyle w:val="Heading3"/>
@@ -11816,18 +11815,18 @@
                 <wp:inline>
                   <wp:extent cx="987552" cy="597408"/>
                   <wp:effectExtent b="0" l="0" r="0" t="0"/>
-                  <wp:docPr descr="" title="" id="195" name="Picture"/>
+                  <wp:docPr descr="" title="" id="192" name="Picture"/>
                   <a:graphic>
                     <a:graphicData uri="http://schemas.openxmlformats.org/drawingml/2006/picture">
                       <pic:pic>
                         <pic:nvPicPr>
-                          <pic:cNvPr descr="5abe5e586d7f7ede9bf543eb400a53b49261c60008b805c814e027cdf553972e.jpg" id="196" name="Picture"/>
+                          <pic:cNvPr descr="5abe5e586d7f7ede9bf543eb400a53b49261c60008b805c814e027cdf553972e.jpg" id="193" name="Picture"/>
                           <pic:cNvPicPr>
                             <a:picLocks noChangeArrowheads="1" noChangeAspect="1"/>
                           </pic:cNvPicPr>
                         </pic:nvPicPr>
                         <pic:blipFill>
-                          <a:blip r:embed="rId194"/>
+                          <a:blip r:embed="rId191"/>
                           <a:stretch>
                             <a:fillRect/>
                           </a:stretch>
@@ -11870,18 +11869,18 @@
                 <wp:inline>
                   <wp:extent cx="1005840" cy="615696"/>
                   <wp:effectExtent b="0" l="0" r="0" t="0"/>
-                  <wp:docPr descr="" title="" id="198" name="Picture"/>
+                  <wp:docPr descr="" title="" id="195" name="Picture"/>
                   <a:graphic>
                     <a:graphicData uri="http://schemas.openxmlformats.org/drawingml/2006/picture">
                       <pic:pic>
                         <pic:nvPicPr>
-                          <pic:cNvPr descr="d14479c8a73666ce79ac93337be143c9d49a6d3210635d4621a6eb8ca744adda.jpg" id="199" name="Picture"/>
+                          <pic:cNvPr descr="d14479c8a73666ce79ac93337be143c9d49a6d3210635d4621a6eb8ca744adda.jpg" id="196" name="Picture"/>
                           <pic:cNvPicPr>
                             <a:picLocks noChangeArrowheads="1" noChangeAspect="1"/>
                           </pic:cNvPicPr>
                         </pic:nvPicPr>
                         <pic:blipFill>
-                          <a:blip r:embed="rId197"/>
+                          <a:blip r:embed="rId194"/>
                           <a:stretch>
                             <a:fillRect/>
                           </a:stretch>
@@ -11984,18 +11983,18 @@
                 <wp:inline>
                   <wp:extent cx="1005840" cy="579120"/>
                   <wp:effectExtent b="0" l="0" r="0" t="0"/>
-                  <wp:docPr descr="" title="" id="201" name="Picture"/>
+                  <wp:docPr descr="" title="" id="198" name="Picture"/>
                   <a:graphic>
                     <a:graphicData uri="http://schemas.openxmlformats.org/drawingml/2006/picture">
                       <pic:pic>
                         <pic:nvPicPr>
-                          <pic:cNvPr descr="72660f493de1adf2e19c450952b35a885f05a3a68a8bd449d93404ea1946d466.jpg" id="202" name="Picture"/>
+                          <pic:cNvPr descr="72660f493de1adf2e19c450952b35a885f05a3a68a8bd449d93404ea1946d466.jpg" id="199" name="Picture"/>
                           <pic:cNvPicPr>
                             <a:picLocks noChangeArrowheads="1" noChangeAspect="1"/>
                           </pic:cNvPicPr>
                         </pic:nvPicPr>
                         <pic:blipFill>
-                          <a:blip r:embed="rId200"/>
+                          <a:blip r:embed="rId197"/>
                           <a:stretch>
                             <a:fillRect/>
                           </a:stretch>
@@ -12038,18 +12037,18 @@
                 <wp:inline>
                   <wp:extent cx="835152" cy="615696"/>
                   <wp:effectExtent b="0" l="0" r="0" t="0"/>
-                  <wp:docPr descr="" title="" id="204" name="Picture"/>
+                  <wp:docPr descr="" title="" id="201" name="Picture"/>
                   <a:graphic>
                     <a:graphicData uri="http://schemas.openxmlformats.org/drawingml/2006/picture">
                       <pic:pic>
                         <pic:nvPicPr>
-                          <pic:cNvPr descr="ecb60d2337d9b67177970cf69e482b6b87c19ac3c138000fcd2910c584876936.jpg" id="205" name="Picture"/>
+                          <pic:cNvPr descr="ecb60d2337d9b67177970cf69e482b6b87c19ac3c138000fcd2910c584876936.jpg" id="202" name="Picture"/>
                           <pic:cNvPicPr>
                             <a:picLocks noChangeArrowheads="1" noChangeAspect="1"/>
                           </pic:cNvPicPr>
                         </pic:nvPicPr>
                         <pic:blipFill>
-                          <a:blip r:embed="rId203"/>
+                          <a:blip r:embed="rId200"/>
                           <a:stretch>
                             <a:fillRect/>
                           </a:stretch>
@@ -12258,18 +12257,18 @@
                 <wp:inline>
                   <wp:extent cx="530351" cy="749807"/>
                   <wp:effectExtent b="0" l="0" r="0" t="0"/>
-                  <wp:docPr descr="" title="" id="207" name="Picture"/>
+                  <wp:docPr descr="" title="" id="204" name="Picture"/>
                   <a:graphic>
                     <a:graphicData uri="http://schemas.openxmlformats.org/drawingml/2006/picture">
                       <pic:pic>
                         <pic:nvPicPr>
-                          <pic:cNvPr descr="c3b98b2b65314a6e0c25b7062ee1fdaaa16ed5260344a1a5c5513e1d89fd8391.jpg" id="208" name="Picture"/>
+                          <pic:cNvPr descr="c3b98b2b65314a6e0c25b7062ee1fdaaa16ed5260344a1a5c5513e1d89fd8391.jpg" id="205" name="Picture"/>
                           <pic:cNvPicPr>
                             <a:picLocks noChangeArrowheads="1" noChangeAspect="1"/>
                           </pic:cNvPicPr>
                         </pic:nvPicPr>
                         <pic:blipFill>
-                          <a:blip r:embed="rId206"/>
+                          <a:blip r:embed="rId203"/>
                           <a:stretch>
                             <a:fillRect/>
                           </a:stretch>
@@ -12312,18 +12311,18 @@
                 <wp:inline>
                   <wp:extent cx="664464" cy="737616"/>
                   <wp:effectExtent b="0" l="0" r="0" t="0"/>
-                  <wp:docPr descr="" title="" id="210" name="Picture"/>
+                  <wp:docPr descr="" title="" id="207" name="Picture"/>
                   <a:graphic>
                     <a:graphicData uri="http://schemas.openxmlformats.org/drawingml/2006/picture">
                       <pic:pic>
                         <pic:nvPicPr>
-                          <pic:cNvPr descr="1b490ae5ecdbc3b4b005fb092726917366b51761e3c4f479a0b89a980cb359c7.jpg" id="211" name="Picture"/>
+                          <pic:cNvPr descr="1b490ae5ecdbc3b4b005fb092726917366b51761e3c4f479a0b89a980cb359c7.jpg" id="208" name="Picture"/>
                           <pic:cNvPicPr>
                             <a:picLocks noChangeArrowheads="1" noChangeAspect="1"/>
                           </pic:cNvPicPr>
                         </pic:nvPicPr>
                         <pic:blipFill>
-                          <a:blip r:embed="rId209"/>
+                          <a:blip r:embed="rId206"/>
                           <a:stretch>
                             <a:fillRect/>
                           </a:stretch>
@@ -12366,18 +12365,18 @@
                 <wp:inline>
                   <wp:extent cx="786384" cy="816863"/>
                   <wp:effectExtent b="0" l="0" r="0" t="0"/>
-                  <wp:docPr descr="" title="" id="213" name="Picture"/>
+                  <wp:docPr descr="" title="" id="210" name="Picture"/>
                   <a:graphic>
                     <a:graphicData uri="http://schemas.openxmlformats.org/drawingml/2006/picture">
                       <pic:pic>
                         <pic:nvPicPr>
-                          <pic:cNvPr descr="446229cd28b91eb7653cf31e1204650652430bd6ffa6a4eac6bfa7cb864295b0.jpg" id="214" name="Picture"/>
+                          <pic:cNvPr descr="446229cd28b91eb7653cf31e1204650652430bd6ffa6a4eac6bfa7cb864295b0.jpg" id="211" name="Picture"/>
                           <pic:cNvPicPr>
                             <a:picLocks noChangeArrowheads="1" noChangeAspect="1"/>
                           </pic:cNvPicPr>
                         </pic:nvPicPr>
                         <pic:blipFill>
-                          <a:blip r:embed="rId212"/>
+                          <a:blip r:embed="rId209"/>
                           <a:stretch>
                             <a:fillRect/>
                           </a:stretch>
@@ -12777,18 +12776,18 @@
           <wp:inline>
             <wp:extent cx="2913888" cy="853439"/>
             <wp:effectExtent b="0" l="0" r="0" t="0"/>
-            <wp:docPr descr="" title="" id="216" name="Picture"/>
+            <wp:docPr descr="" title="" id="213" name="Picture"/>
             <a:graphic>
               <a:graphicData uri="http://schemas.openxmlformats.org/drawingml/2006/picture">
                 <pic:pic>
                   <pic:nvPicPr>
-                    <pic:cNvPr descr="3b10b603786127ec1853af9faf260a9ebabc3950e00a53cb4729e879eb0ae0e9.jpg" id="217" name="Picture"/>
+                    <pic:cNvPr descr="3b10b603786127ec1853af9faf260a9ebabc3950e00a53cb4729e879eb0ae0e9.jpg" id="214" name="Picture"/>
                     <pic:cNvPicPr>
                       <a:picLocks noChangeArrowheads="1" noChangeAspect="1"/>
                     </pic:cNvPicPr>
                   </pic:nvPicPr>
                   <pic:blipFill>
-                    <a:blip r:embed="rId215"/>
+                    <a:blip r:embed="rId212"/>
                     <a:stretch>
                       <a:fillRect/>
                     </a:stretch>
@@ -12976,18 +12975,18 @@
                 <wp:inline>
                   <wp:extent cx="1328927" cy="920496"/>
                   <wp:effectExtent b="0" l="0" r="0" t="0"/>
-                  <wp:docPr descr="" title="" id="219" name="Picture"/>
+                  <wp:docPr descr="" title="" id="216" name="Picture"/>
                   <a:graphic>
                     <a:graphicData uri="http://schemas.openxmlformats.org/drawingml/2006/picture">
                       <pic:pic>
                         <pic:nvPicPr>
-                          <pic:cNvPr descr="39e17e1b496533c10632f33e4717944d18d1062a614b55212a0f3aa57ba2aaf1.jpg" id="220" name="Picture"/>
+                          <pic:cNvPr descr="39e17e1b496533c10632f33e4717944d18d1062a614b55212a0f3aa57ba2aaf1.jpg" id="217" name="Picture"/>
                           <pic:cNvPicPr>
                             <a:picLocks noChangeArrowheads="1" noChangeAspect="1"/>
                           </pic:cNvPicPr>
                         </pic:nvPicPr>
                         <pic:blipFill>
-                          <a:blip r:embed="rId218"/>
+                          <a:blip r:embed="rId215"/>
                           <a:stretch>
                             <a:fillRect/>
                           </a:stretch>
@@ -13030,18 +13029,18 @@
                 <wp:inline>
                   <wp:extent cx="1341119" cy="1225296"/>
                   <wp:effectExtent b="0" l="0" r="0" t="0"/>
-                  <wp:docPr descr="" title="" id="222" name="Picture"/>
+                  <wp:docPr descr="" title="" id="219" name="Picture"/>
                   <a:graphic>
                     <a:graphicData uri="http://schemas.openxmlformats.org/drawingml/2006/picture">
                       <pic:pic>
                         <pic:nvPicPr>
-                          <pic:cNvPr descr="d520b430b0e8f75b82599afdaaeba69fe77279e67d280aa5fdde72f4e1d09360.jpg" id="223" name="Picture"/>
+                          <pic:cNvPr descr="d520b430b0e8f75b82599afdaaeba69fe77279e67d280aa5fdde72f4e1d09360.jpg" id="220" name="Picture"/>
                           <pic:cNvPicPr>
                             <a:picLocks noChangeArrowheads="1" noChangeAspect="1"/>
                           </pic:cNvPicPr>
                         </pic:nvPicPr>
                         <pic:blipFill>
-                          <a:blip r:embed="rId221"/>
+                          <a:blip r:embed="rId218"/>
                           <a:stretch>
                             <a:fillRect/>
                           </a:stretch>
@@ -13144,18 +13143,18 @@
                 <wp:inline>
                   <wp:extent cx="1395984" cy="902207"/>
                   <wp:effectExtent b="0" l="0" r="0" t="0"/>
-                  <wp:docPr descr="" title="" id="225" name="Picture"/>
+                  <wp:docPr descr="" title="" id="222" name="Picture"/>
                   <a:graphic>
                     <a:graphicData uri="http://schemas.openxmlformats.org/drawingml/2006/picture">
                       <pic:pic>
                         <pic:nvPicPr>
-                          <pic:cNvPr descr="d2ffb01b40b632fa9bcec370c3acafba82af3ea60fbf7bb5fe2887c2caa0cf83.jpg" id="226" name="Picture"/>
+                          <pic:cNvPr descr="d2ffb01b40b632fa9bcec370c3acafba82af3ea60fbf7bb5fe2887c2caa0cf83.jpg" id="223" name="Picture"/>
                           <pic:cNvPicPr>
                             <a:picLocks noChangeArrowheads="1" noChangeAspect="1"/>
                           </pic:cNvPicPr>
                         </pic:nvPicPr>
                         <pic:blipFill>
-                          <a:blip r:embed="rId224"/>
+                          <a:blip r:embed="rId221"/>
                           <a:stretch>
                             <a:fillRect/>
                           </a:stretch>
@@ -13198,18 +13197,18 @@
                 <wp:inline>
                   <wp:extent cx="1950720" cy="975360"/>
                   <wp:effectExtent b="0" l="0" r="0" t="0"/>
-                  <wp:docPr descr="" title="" id="228" name="Picture"/>
+                  <wp:docPr descr="" title="" id="225" name="Picture"/>
                   <a:graphic>
                     <a:graphicData uri="http://schemas.openxmlformats.org/drawingml/2006/picture">
                       <pic:pic>
                         <pic:nvPicPr>
-                          <pic:cNvPr descr="bfe863b386d835f9e2bc20b06a496c5723bb2af3b536e4bb39b78c837b1e1aa5.jpg" id="229" name="Picture"/>
+                          <pic:cNvPr descr="bfe863b386d835f9e2bc20b06a496c5723bb2af3b536e4bb39b78c837b1e1aa5.jpg" id="226" name="Picture"/>
                           <pic:cNvPicPr>
                             <a:picLocks noChangeArrowheads="1" noChangeAspect="1"/>
                           </pic:cNvPicPr>
                         </pic:nvPicPr>
                         <pic:blipFill>
-                          <a:blip r:embed="rId227"/>
+                          <a:blip r:embed="rId224"/>
                           <a:stretch>
                             <a:fillRect/>
                           </a:stretch>
@@ -13266,18 +13265,18 @@
           <wp:inline>
             <wp:extent cx="3024000" cy="1399422"/>
             <wp:effectExtent b="0" l="0" r="0" t="0"/>
-            <wp:docPr descr="" title="" id="231" name="Picture"/>
+            <wp:docPr descr="" title="" id="228" name="Picture"/>
             <a:graphic>
               <a:graphicData uri="http://schemas.openxmlformats.org/drawingml/2006/picture">
                 <pic:pic>
                   <pic:nvPicPr>
-                    <pic:cNvPr descr="d73a77cd0bd48eb323034502308232c0782b1c07f47cb1bb36d8fe9da9e103be.jpg" id="232" name="Picture"/>
+                    <pic:cNvPr descr="d73a77cd0bd48eb323034502308232c0782b1c07f47cb1bb36d8fe9da9e103be.jpg" id="229" name="Picture"/>
                     <pic:cNvPicPr>
                       <a:picLocks noChangeArrowheads="1" noChangeAspect="1"/>
                     </pic:cNvPicPr>
                   </pic:nvPicPr>
                   <pic:blipFill>
-                    <a:blip r:embed="rId230"/>
+                    <a:blip r:embed="rId227"/>
                     <a:stretch>
                       <a:fillRect/>
                     </a:stretch>
@@ -13409,9 +13408,9 @@
         <w:t xml:space="preserve">的环状过渡态的立体结构（这一过渡态是氢键维持的并环结构）。</w:t>
       </w:r>
     </w:p>
-    <w:bookmarkEnd w:id="233"/>
-    <w:bookmarkEnd w:id="234"/>
-    <w:bookmarkEnd w:id="235"/>
+    <w:bookmarkEnd w:id="230"/>
+    <w:bookmarkEnd w:id="231"/>
+    <w:bookmarkEnd w:id="232"/>
     <w:sectPr>
       <w:footerReference r:id="rId9" w:type="default"/>
       <w:headerReference r:id="rId10" w:type="default"/>
